--- a/flow/20230914_vu_template/drafts/2023-11-g/28-ВТ-Стефана Нового.docx
+++ b/flow/20230914_vu_template/drafts/2023-11-g/28-ВТ-Стефана Нового.docx
@@ -5794,95 +5794,6 @@
       </w:r>
     </w:p>
     <w:p>
-      <w:pPr>
-        <w:spacing w:after="120" w:lineRule="auto"/>
-        <w:jc w:val="both"/>
-        <w:rPr>
-          <w:rFonts w:ascii="Times New Roman" w:cs="Times New Roman" w:eastAsia="Times New Roman" w:hAnsi="Times New Roman"/>
-          <w:sz w:val="24"/>
-          <w:szCs w:val="24"/>
-        </w:rPr>
-      </w:pPr>
-      <w:r>
-        <w:rPr>
-          <w:rtl w:val="0"/>
-        </w:rPr>
-      </w:r>
-    </w:p>
-    <w:p>
-      <w:pPr>
-        <w:spacing w:after="120" w:lineRule="auto"/>
-        <w:jc w:val="both"/>
-        <w:rPr>
-          <w:rFonts w:ascii="Times New Roman" w:cs="Times New Roman" w:eastAsia="Times New Roman" w:hAnsi="Times New Roman"/>
-          <w:sz w:val="24"/>
-          <w:szCs w:val="24"/>
-        </w:rPr>
-      </w:pPr>
-      <w:r>
-        <w:rPr>
-          <w:rFonts w:ascii="Times New Roman" w:cs="Times New Roman" w:eastAsia="Times New Roman" w:hAnsi="Times New Roman"/>
-          <w:i w:val="1"/>
-          <w:color w:val="ff0000"/>
-          <w:sz w:val="24"/>
-          <w:szCs w:val="24"/>
-          <w:rtl w:val="0"/>
-        </w:rPr>
-        <w:t xml:space="preserve">тропар</w:t>
-      </w:r>
-      <w:r>
-        <w:rPr>
-          <w:rtl w:val="0"/>
-        </w:rPr>
-      </w:r>
-    </w:p>
-    <w:p>
-      <w:pPr>
-        <w:spacing w:after="120" w:lineRule="auto"/>
-        <w:jc w:val="both"/>
-        <w:rPr>
-          <w:rFonts w:ascii="Times New Roman" w:cs="Times New Roman" w:eastAsia="Times New Roman" w:hAnsi="Times New Roman"/>
-          <w:sz w:val="24"/>
-          <w:szCs w:val="24"/>
-        </w:rPr>
-      </w:pPr>
-      <w:r>
-        <w:rPr>
-          <w:rFonts w:ascii="Times New Roman" w:cs="Times New Roman" w:eastAsia="Times New Roman" w:hAnsi="Times New Roman"/>
-          <w:b w:val="1"/>
-          <w:sz w:val="24"/>
-          <w:szCs w:val="24"/>
-          <w:rtl w:val="0"/>
-        </w:rPr>
-        <w:t xml:space="preserve">Слава: і нині:</w:t>
-      </w:r>
-      <w:r>
-        <w:rPr>
-          <w:rFonts w:ascii="Times New Roman" w:cs="Times New Roman" w:eastAsia="Times New Roman" w:hAnsi="Times New Roman"/>
-          <w:sz w:val="24"/>
-          <w:szCs w:val="24"/>
-          <w:rtl w:val="0"/>
-        </w:rPr>
-        <w:t xml:space="preserve"> </w:t>
-      </w:r>
-    </w:p>
-    <w:p>
-      <w:pPr>
-        <w:spacing w:after="120" w:lineRule="auto"/>
-        <w:jc w:val="both"/>
-        <w:rPr>
-          <w:rFonts w:ascii="Times New Roman" w:cs="Times New Roman" w:eastAsia="Times New Roman" w:hAnsi="Times New Roman"/>
-          <w:sz w:val="24"/>
-          <w:szCs w:val="24"/>
-        </w:rPr>
-      </w:pPr>
-      <w:r>
-        <w:rPr>
-          <w:rtl w:val="0"/>
-        </w:rPr>
-      </w:r>
-    </w:p>
-    <w:p>
       <w:pPr/>
       <w:r>
         <w:rPr>
@@ -5912,7 +5823,9 @@
       <w:pPr/>
       <w:r>
         <w:rPr>
+          <w:rFonts w:ascii="Times New Roman" w:hAnsi="Times New Roman"/>
           <w:b/>
+          <w:sz w:val="24"/>
         </w:rPr>
         <w:t xml:space="preserve">Слава, і нині: </w:t>
       </w:r>
@@ -5920,6 +5833,9 @@
         <w:rPr/>
         <w:t>богородичний</w:t>
       </w:r>
+    </w:p>
+    <w:p>
+      <w:pPr/>
     </w:p>
     <w:p>
       <w:pPr>
@@ -11076,138 +10992,6 @@
       </w:r>
     </w:p>
     <w:p>
-      <w:pPr>
-        <w:spacing w:after="120" w:lineRule="auto"/>
-        <w:jc w:val="both"/>
-        <w:rPr>
-          <w:rFonts w:ascii="Times New Roman" w:cs="Times New Roman" w:eastAsia="Times New Roman" w:hAnsi="Times New Roman"/>
-          <w:b w:val="1"/>
-          <w:sz w:val="24"/>
-          <w:szCs w:val="24"/>
-        </w:rPr>
-      </w:pPr>
-      <w:r>
-        <w:rPr>
-          <w:rtl w:val="0"/>
-        </w:rPr>
-      </w:r>
-    </w:p>
-    <w:p>
-      <w:pPr>
-        <w:spacing w:after="120" w:lineRule="auto"/>
-        <w:jc w:val="both"/>
-        <w:rPr>
-          <w:rFonts w:ascii="Times New Roman" w:cs="Times New Roman" w:eastAsia="Times New Roman" w:hAnsi="Times New Roman"/>
-          <w:i w:val="1"/>
-          <w:sz w:val="24"/>
-          <w:szCs w:val="24"/>
-        </w:rPr>
-      </w:pPr>
-      <w:r>
-        <w:rPr>
-          <w:rFonts w:ascii="Times New Roman" w:cs="Times New Roman" w:eastAsia="Times New Roman" w:hAnsi="Times New Roman"/>
-          <w:b w:val="1"/>
-          <w:sz w:val="24"/>
-          <w:szCs w:val="24"/>
-          <w:rtl w:val="0"/>
-        </w:rPr>
-        <w:t xml:space="preserve">Слава: </w:t>
-      </w:r>
-      <w:r>
-        <w:rPr>
-          <w:rtl w:val="0"/>
-        </w:rPr>
-      </w:r>
-    </w:p>
-    <w:p>
-      <w:pPr>
-        <w:spacing w:after="120" w:lineRule="auto"/>
-        <w:jc w:val="both"/>
-        <w:rPr>
-          <w:rFonts w:ascii="Times New Roman" w:cs="Times New Roman" w:eastAsia="Times New Roman" w:hAnsi="Times New Roman"/>
-          <w:sz w:val="24"/>
-          <w:szCs w:val="24"/>
-        </w:rPr>
-      </w:pPr>
-      <w:r>
-        <w:rPr>
-          <w:rFonts w:ascii="Times New Roman" w:cs="Times New Roman" w:eastAsia="Times New Roman" w:hAnsi="Times New Roman"/>
-          <w:b w:val="1"/>
-          <w:sz w:val="24"/>
-          <w:szCs w:val="24"/>
-          <w:rtl w:val="0"/>
-        </w:rPr>
-        <w:t xml:space="preserve">І нині:</w:t>
-      </w:r>
-      <w:r>
-        <w:rPr>
-          <w:rFonts w:ascii="Times New Roman" w:cs="Times New Roman" w:eastAsia="Times New Roman" w:hAnsi="Times New Roman"/>
-          <w:sz w:val="24"/>
-          <w:szCs w:val="24"/>
-          <w:rtl w:val="0"/>
-        </w:rPr>
-        <w:t xml:space="preserve"> </w:t>
-      </w:r>
-    </w:p>
-    <w:p>
-      <w:pPr>
-        <w:spacing w:after="120" w:lineRule="auto"/>
-        <w:jc w:val="both"/>
-        <w:rPr>
-          <w:rFonts w:ascii="Times New Roman" w:cs="Times New Roman" w:eastAsia="Times New Roman" w:hAnsi="Times New Roman"/>
-          <w:sz w:val="24"/>
-          <w:szCs w:val="24"/>
-        </w:rPr>
-      </w:pPr>
-      <w:r>
-        <w:rPr>
-          <w:rtl w:val="0"/>
-        </w:rPr>
-      </w:r>
-    </w:p>
-    <w:p>
-      <w:pPr>
-        <w:spacing w:after="120" w:lineRule="auto"/>
-        <w:jc w:val="both"/>
-        <w:rPr>
-          <w:rFonts w:ascii="Times New Roman" w:cs="Times New Roman" w:eastAsia="Times New Roman" w:hAnsi="Times New Roman"/>
-          <w:i w:val="1"/>
-          <w:color w:val="ff0000"/>
-          <w:sz w:val="24"/>
-          <w:szCs w:val="24"/>
-        </w:rPr>
-      </w:pPr>
-      <w:r>
-        <w:rPr>
-          <w:rFonts w:ascii="Times New Roman" w:cs="Times New Roman" w:eastAsia="Times New Roman" w:hAnsi="Times New Roman"/>
-          <w:i w:val="1"/>
-          <w:color w:val="ff0000"/>
-          <w:sz w:val="24"/>
-          <w:szCs w:val="24"/>
-          <w:rtl w:val="0"/>
-        </w:rPr>
-        <w:t xml:space="preserve">По тропарях читає читець чергову катизму, після якої диякон перед св. дверми виголошує:</w:t>
-      </w:r>
-    </w:p>
-    <w:p>
-      <w:pPr>
-        <w:spacing w:after="120" w:lineRule="auto"/>
-        <w:jc w:val="both"/>
-        <w:rPr>
-          <w:rFonts w:ascii="Times New Roman" w:cs="Times New Roman" w:eastAsia="Times New Roman" w:hAnsi="Times New Roman"/>
-          <w:i w:val="1"/>
-          <w:color w:val="000000"/>
-          <w:sz w:val="24"/>
-          <w:szCs w:val="24"/>
-        </w:rPr>
-      </w:pPr>
-      <w:r>
-        <w:rPr>
-          <w:rtl w:val="0"/>
-        </w:rPr>
-      </w:r>
-    </w:p>
-    <w:p>
       <w:pPr/>
       <w:r>
         <w:rPr>
@@ -11237,7 +11021,9 @@
       <w:pPr/>
       <w:r>
         <w:rPr>
+          <w:rFonts w:ascii="Times New Roman" w:hAnsi="Times New Roman"/>
           <w:b/>
+          <w:sz w:val="24"/>
         </w:rPr>
         <w:t xml:space="preserve">Слава, і нині: </w:t>
       </w:r>
@@ -11245,6 +11031,9 @@
         <w:rPr/>
         <w:t>богородичний</w:t>
       </w:r>
+    </w:p>
+    <w:p>
+      <w:pPr/>
     </w:p>
     <w:p>
       <w:pPr>
@@ -17301,38 +17090,6 @@
       </w:r>
     </w:p>
     <w:p>
-      <w:pPr>
-        <w:spacing w:after="120" w:lineRule="auto"/>
-        <w:jc w:val="both"/>
-        <w:rPr>
-          <w:rFonts w:ascii="Times New Roman" w:cs="Times New Roman" w:eastAsia="Times New Roman" w:hAnsi="Times New Roman"/>
-          <w:sz w:val="24"/>
-          <w:szCs w:val="24"/>
-        </w:rPr>
-      </w:pPr>
-      <w:r>
-        <w:rPr>
-          <w:rtl w:val="0"/>
-        </w:rPr>
-      </w:r>
-    </w:p>
-    <w:p>
-      <w:pPr>
-        <w:spacing w:after="120" w:lineRule="auto"/>
-        <w:jc w:val="both"/>
-        <w:rPr>
-          <w:rFonts w:ascii="Times New Roman" w:cs="Times New Roman" w:eastAsia="Times New Roman" w:hAnsi="Times New Roman"/>
-          <w:sz w:val="24"/>
-          <w:szCs w:val="24"/>
-        </w:rPr>
-      </w:pPr>
-      <w:r>
-        <w:rPr>
-          <w:rtl w:val="0"/>
-        </w:rPr>
-      </w:r>
-    </w:p>
-    <w:p>
       <w:pPr/>
       <w:r>
         <w:rPr>
@@ -17362,7 +17119,9 @@
       <w:pPr/>
       <w:r>
         <w:rPr>
+          <w:rFonts w:ascii="Times New Roman" w:hAnsi="Times New Roman"/>
           <w:b/>
+          <w:sz w:val="24"/>
         </w:rPr>
         <w:t xml:space="preserve">Слава, і нині: </w:t>
       </w:r>
@@ -17370,6 +17129,9 @@
         <w:rPr/>
         <w:t>богородичний</w:t>
       </w:r>
+    </w:p>
+    <w:p>
+      <w:pPr/>
     </w:p>
     <w:p>
       <w:pPr>

--- a/flow/20230914_vu_template/drafts/2023-11-g/28-ВТ-Стефана Нового.docx
+++ b/flow/20230914_vu_template/drafts/2023-11-g/28-ВТ-Стефана Нового.docx
@@ -5794,7 +5794,9 @@
       </w:r>
     </w:p>
     <w:p>
-      <w:pPr/>
+      <w:pPr>
+        <w:pStyle w:val="a"/>
+      </w:pPr>
       <w:r>
         <w:rPr>
           <w:rFonts w:ascii="Times New Roman" w:hAnsi="Times New Roman"/>
@@ -5820,7 +5822,9 @@
       </w:r>
     </w:p>
     <w:p>
-      <w:pPr/>
+      <w:pPr>
+        <w:pStyle w:val="a"/>
+      </w:pPr>
       <w:r>
         <w:rPr>
           <w:rFonts w:ascii="Times New Roman" w:hAnsi="Times New Roman"/>
@@ -5830,12 +5834,26 @@
         <w:t xml:space="preserve">Слава, і нині: </w:t>
       </w:r>
       <w:r>
-        <w:rPr/>
-        <w:t>богородичний</w:t>
-      </w:r>
-    </w:p>
-    <w:p>
-      <w:pPr/>
+        <w:rPr>
+          <w:rFonts w:ascii="Times New Roman" w:hAnsi="Times New Roman"/>
+          <w:i/>
+          <w:color w:val="FF0000"/>
+          <w:sz w:val="24"/>
+        </w:rPr>
+        <w:t xml:space="preserve">Богородичний (г. 3): </w:t>
+      </w:r>
+      <w:r>
+        <w:rPr>
+          <w:rFonts w:ascii="Times New Roman" w:hAnsi="Times New Roman"/>
+          <w:sz w:val="24"/>
+        </w:rPr>
+        <w:t>Захисте й сило наша, Богородице,* могутня помічнице світу!* Твоєю молитвою спаси слуг твоїх від усякої біди,* єдина Благословенна.</w:t>
+      </w:r>
+    </w:p>
+    <w:p>
+      <w:pPr>
+        <w:pStyle w:val="a"/>
+      </w:pPr>
     </w:p>
     <w:p>
       <w:pPr>
@@ -10992,7 +11010,9 @@
       </w:r>
     </w:p>
     <w:p>
-      <w:pPr/>
+      <w:pPr>
+        <w:pStyle w:val="a"/>
+      </w:pPr>
       <w:r>
         <w:rPr>
           <w:rFonts w:ascii="Times New Roman" w:hAnsi="Times New Roman"/>
@@ -11018,7 +11038,9 @@
       </w:r>
     </w:p>
     <w:p>
-      <w:pPr/>
+      <w:pPr>
+        <w:pStyle w:val="a"/>
+      </w:pPr>
       <w:r>
         <w:rPr>
           <w:rFonts w:ascii="Times New Roman" w:hAnsi="Times New Roman"/>
@@ -11028,12 +11050,26 @@
         <w:t xml:space="preserve">Слава, і нині: </w:t>
       </w:r>
       <w:r>
-        <w:rPr/>
-        <w:t>богородичний</w:t>
-      </w:r>
-    </w:p>
-    <w:p>
-      <w:pPr/>
+        <w:rPr>
+          <w:rFonts w:ascii="Times New Roman" w:hAnsi="Times New Roman"/>
+          <w:i/>
+          <w:color w:val="FF0000"/>
+          <w:sz w:val="24"/>
+        </w:rPr>
+        <w:t xml:space="preserve">Богородичний (г. 3): </w:t>
+      </w:r>
+      <w:r>
+        <w:rPr>
+          <w:rFonts w:ascii="Times New Roman" w:hAnsi="Times New Roman"/>
+          <w:sz w:val="24"/>
+        </w:rPr>
+        <w:t>Кожний, де спасається, туди і слушно прибігає.* Який же інший такий захист є, як ти, Богородице,* що охороняєш душі наші?</w:t>
+      </w:r>
+    </w:p>
+    <w:p>
+      <w:pPr>
+        <w:pStyle w:val="a"/>
+      </w:pPr>
     </w:p>
     <w:p>
       <w:pPr>
@@ -17090,7 +17126,9 @@
       </w:r>
     </w:p>
     <w:p>
-      <w:pPr/>
+      <w:pPr>
+        <w:pStyle w:val="a"/>
+      </w:pPr>
       <w:r>
         <w:rPr>
           <w:rFonts w:ascii="Times New Roman" w:hAnsi="Times New Roman"/>
@@ -17116,7 +17154,9 @@
       </w:r>
     </w:p>
     <w:p>
-      <w:pPr/>
+      <w:pPr>
+        <w:pStyle w:val="a"/>
+      </w:pPr>
       <w:r>
         <w:rPr>
           <w:rFonts w:ascii="Times New Roman" w:hAnsi="Times New Roman"/>
@@ -17126,12 +17166,26 @@
         <w:t xml:space="preserve">Слава, і нині: </w:t>
       </w:r>
       <w:r>
-        <w:rPr/>
-        <w:t>богородичний</w:t>
-      </w:r>
-    </w:p>
-    <w:p>
-      <w:pPr/>
+        <w:rPr>
+          <w:rFonts w:ascii="Times New Roman" w:hAnsi="Times New Roman"/>
+          <w:i/>
+          <w:color w:val="FF0000"/>
+          <w:sz w:val="24"/>
+        </w:rPr>
+        <w:t xml:space="preserve">Богородичний (г. 3): </w:t>
+      </w:r>
+      <w:r>
+        <w:rPr>
+          <w:rFonts w:ascii="Times New Roman" w:hAnsi="Times New Roman"/>
+          <w:sz w:val="24"/>
+        </w:rPr>
+        <w:t>Кожний, де спасається, туди і слушно прибігає.* Який же інший такий захист є, як ти, Богородице,* що охороняєш душі наші?</w:t>
+      </w:r>
+    </w:p>
+    <w:p>
+      <w:pPr>
+        <w:pStyle w:val="a"/>
+      </w:pPr>
     </w:p>
     <w:p>
       <w:pPr>
